--- a/zht/docx/074.content.docx
+++ b/zht/docx/074.content.docx
@@ -150,26 +150,6 @@
           <w:lang w:val="zh_TW" w:bidi="zh_TW"/>
         </w:rPr>
         <w:t>shi</w:t>
-      </w:r>
-      <w:r>
-        <w:rPr>
-          <w:lang w:val="zh_TW" w:bidi="zh_TW"/>
-        </w:rPr>
-      </w:r>
-    </w:p>
-    <w:p>
-      <w:pPr/>
-      <w:r>
-        <w:rPr>
-          <w:lang w:val="zh_TW" w:bidi="zh_TW"/>
-        </w:rPr>
-      </w:r>
-      <w:r>
-        <w:rPr>
-          <w:i/>
-          <w:lang w:val="zh_TW" w:bidi="zh_TW"/>
-        </w:rPr>
-        <w:t>詩篇中的救恩, 詩篇中的神同在, 詩篇中的心, 詩篇中的信靠神, 詩篇中困苦窮乏之人, 十災, 十字架與逾越節, 使人得力的領導, 士師記中的社會混亂, 世界, 示劍, 是神還是撒但？</w:t>
       </w:r>
       <w:r>
         <w:rPr>

--- a/zht/docx/074.content.docx
+++ b/zht/docx/074.content.docx
@@ -19,7 +19,7 @@
         <w:rPr>
           <w:lang w:val="zh_TW" w:bidi="zh_TW"/>
         </w:rPr>
-        <w:t>Resource: Study Notes - Themes (Tyndale)</w:t>
+        <w:t>Resource: Tyndale Open Study Notes</w:t>
       </w:r>
       <w:r>
         <w:rPr>
@@ -112,7 +112,7 @@
         <w:rPr>
           <w:lang w:val="zh_TW" w:bidi="zh_TW"/>
         </w:rPr>
-        <w:t>Study Notes - Themes (Tyndale)</w:t>
+        <w:t>Tyndale Open Study Notes</w:t>
       </w:r>
     </w:p>
     <w:p>

--- a/zht/docx/074.content.docx
+++ b/zht/docx/074.content.docx
@@ -19,7 +19,7 @@
         <w:rPr>
           <w:lang w:val="zh_TW" w:bidi="zh_TW"/>
         </w:rPr>
-        <w:t>Resource: Tyndale Open Study Notes</w:t>
+        <w:t>Resource: Aquifer Open Study Notes (Themes)</w:t>
       </w:r>
       <w:r>
         <w:rPr>
@@ -112,7 +112,7 @@
         <w:rPr>
           <w:lang w:val="zh_TW" w:bidi="zh_TW"/>
         </w:rPr>
-        <w:t>Tyndale Open Study Notes</w:t>
+        <w:t>Aquifer Open Study Notes (Themes)</w:t>
       </w:r>
     </w:p>
     <w:p>

--- a/zht/docx/074.content.docx
+++ b/zht/docx/074.content.docx
@@ -233,18 +233,12 @@
         </w:rPr>
         <w:t>在福音書中，耶穌有許多稱號，如彌賽亞（或基督）、大衛的子孫、人子、神的兒子和主。在路加福音中，一個重要的稱號是「先知」。耶穌是摩西在</w:t>
       </w:r>
-      <w:hyperlink r:id="rId13">
-        <w:r>
-          <w:rPr>
-            <w:lang w:val="zh_TW" w:bidi="zh_TW"/>
-          </w:rPr>
-          <w:rPr>
-            <w:color w:val="0000EE"/>
-            <w:u w:val="single"/>
-          </w:rPr>
-          <w:t>申命記十八章15節</w:t>
-        </w:r>
-      </w:hyperlink>
+      <w:r>
+        <w:rPr>
+          <w:lang w:val="zh_TW" w:bidi="zh_TW"/>
+        </w:rPr>
+        <w:t>申命記十八章15節</w:t>
+      </w:r>
       <w:r>
         <w:rPr>
           <w:lang w:val="zh_TW" w:bidi="zh_TW"/>
@@ -265,54 +259,36 @@
         </w:rPr>
         <w:t>作為一位先知，耶穌傳講神的話語，並如舊約聖經中的偉大先知那樣施行神蹟。當耶穌使寡婦的兒子復活時，眾人驚呼：「有大先知在我們中間興起來了！」（</w:t>
       </w:r>
-      <w:hyperlink r:id="rId14">
-        <w:r>
-          <w:rPr>
-            <w:lang w:val="zh_TW" w:bidi="zh_TW"/>
-          </w:rPr>
-          <w:rPr>
-            <w:color w:val="0000EE"/>
-            <w:u w:val="single"/>
-          </w:rPr>
-          <w:t>路7:16</w:t>
-        </w:r>
-      </w:hyperlink>
+      <w:r>
+        <w:rPr>
+          <w:lang w:val="zh_TW" w:bidi="zh_TW"/>
+        </w:rPr>
+        <w:t>路7:16</w:t>
+      </w:r>
       <w:r>
         <w:rPr>
           <w:lang w:val="zh_TW" w:bidi="zh_TW"/>
         </w:rPr>
         <w:t>）。門徒告訴耶穌，人們稱衪為先知（</w:t>
       </w:r>
-      <w:hyperlink r:id="rId15">
-        <w:r>
-          <w:rPr>
-            <w:lang w:val="zh_TW" w:bidi="zh_TW"/>
-          </w:rPr>
-          <w:rPr>
-            <w:color w:val="0000EE"/>
-            <w:u w:val="single"/>
-          </w:rPr>
-          <w:t>太16:13–14</w:t>
-        </w:r>
-      </w:hyperlink>
+      <w:r>
+        <w:rPr>
+          <w:lang w:val="zh_TW" w:bidi="zh_TW"/>
+        </w:rPr>
+        <w:t>太16:13–14</w:t>
+      </w:r>
       <w:r>
         <w:rPr>
           <w:lang w:val="zh_TW" w:bidi="zh_TW"/>
         </w:rPr>
         <w:t>）。在往以馬忤斯的路上，門徒形容衪為「先知，在神和眾百姓面前，說話行事都有大能」（</w:t>
       </w:r>
-      <w:hyperlink r:id="rId16">
-        <w:r>
-          <w:rPr>
-            <w:lang w:val="zh_TW" w:bidi="zh_TW"/>
-          </w:rPr>
-          <w:rPr>
-            <w:color w:val="0000EE"/>
-            <w:u w:val="single"/>
-          </w:rPr>
-          <w:t>路24:19</w:t>
-        </w:r>
-      </w:hyperlink>
+      <w:r>
+        <w:rPr>
+          <w:lang w:val="zh_TW" w:bidi="zh_TW"/>
+        </w:rPr>
+        <w:t>路24:19</w:t>
+      </w:r>
       <w:r>
         <w:rPr>
           <w:lang w:val="zh_TW" w:bidi="zh_TW"/>
@@ -333,192 +309,126 @@
         </w:rPr>
         <w:t>像其他先知一樣，耶穌因衪的訊息而受苦（見</w:t>
       </w:r>
-      <w:hyperlink r:id="rId17">
-        <w:r>
-          <w:rPr>
-            <w:lang w:val="zh_TW" w:bidi="zh_TW"/>
-          </w:rPr>
-          <w:rPr>
-            <w:color w:val="0000EE"/>
-            <w:u w:val="single"/>
-          </w:rPr>
-          <w:t>王上19:1–18</w:t>
-        </w:r>
-      </w:hyperlink>
+      <w:r>
+        <w:rPr>
+          <w:lang w:val="zh_TW" w:bidi="zh_TW"/>
+        </w:rPr>
+        <w:t>王上19:1–18</w:t>
+      </w:r>
       <w:r>
         <w:rPr>
           <w:lang w:val="zh_TW" w:bidi="zh_TW"/>
         </w:rPr>
         <w:t>；</w:t>
       </w:r>
-      <w:hyperlink r:id="rId18">
-        <w:r>
-          <w:rPr>
-            <w:lang w:val="zh_TW" w:bidi="zh_TW"/>
-          </w:rPr>
-          <w:rPr>
-            <w:color w:val="0000EE"/>
-            <w:u w:val="single"/>
-          </w:rPr>
-          <w:t>耶11:18–19</w:t>
-        </w:r>
-      </w:hyperlink>
+      <w:r>
+        <w:rPr>
+          <w:lang w:val="zh_TW" w:bidi="zh_TW"/>
+        </w:rPr>
+        <w:t>耶11:18–19</w:t>
+      </w:r>
       <w:r>
         <w:rPr>
           <w:lang w:val="zh_TW" w:bidi="zh_TW"/>
         </w:rPr>
         <w:t>，</w:t>
       </w:r>
-      <w:hyperlink r:id="rId19">
-        <w:r>
-          <w:rPr>
-            <w:lang w:val="zh_TW" w:bidi="zh_TW"/>
-          </w:rPr>
-          <w:rPr>
-            <w:color w:val="0000EE"/>
-            <w:u w:val="single"/>
-          </w:rPr>
-          <w:t>18:18</w:t>
-        </w:r>
-      </w:hyperlink>
+      <w:r>
+        <w:rPr>
+          <w:lang w:val="zh_TW" w:bidi="zh_TW"/>
+        </w:rPr>
+        <w:t>18:18</w:t>
+      </w:r>
       <w:r>
         <w:rPr>
           <w:lang w:val="zh_TW" w:bidi="zh_TW"/>
         </w:rPr>
         <w:t>，</w:t>
       </w:r>
-      <w:hyperlink r:id="rId20">
-        <w:r>
-          <w:rPr>
-            <w:lang w:val="zh_TW" w:bidi="zh_TW"/>
-          </w:rPr>
-          <w:rPr>
-            <w:color w:val="0000EE"/>
-            <w:u w:val="single"/>
-          </w:rPr>
-          <w:t>20:1–2</w:t>
-        </w:r>
-      </w:hyperlink>
+      <w:r>
+        <w:rPr>
+          <w:lang w:val="zh_TW" w:bidi="zh_TW"/>
+        </w:rPr>
+        <w:t>20:1–2</w:t>
+      </w:r>
       <w:r>
         <w:rPr>
           <w:lang w:val="zh_TW" w:bidi="zh_TW"/>
         </w:rPr>
         <w:t>、</w:t>
       </w:r>
-      <w:hyperlink r:id="rId21">
-        <w:r>
-          <w:rPr>
-            <w:lang w:val="zh_TW" w:bidi="zh_TW"/>
-          </w:rPr>
-          <w:rPr>
-            <w:color w:val="0000EE"/>
-            <w:u w:val="single"/>
-          </w:rPr>
-          <w:t>7–18</w:t>
-        </w:r>
-      </w:hyperlink>
+      <w:r>
+        <w:rPr>
+          <w:lang w:val="zh_TW" w:bidi="zh_TW"/>
+        </w:rPr>
+        <w:t>7–18</w:t>
+      </w:r>
       <w:r>
         <w:rPr>
           <w:lang w:val="zh_TW" w:bidi="zh_TW"/>
         </w:rPr>
         <w:t>，</w:t>
       </w:r>
-      <w:hyperlink r:id="rId22">
-        <w:r>
-          <w:rPr>
-            <w:lang w:val="zh_TW" w:bidi="zh_TW"/>
-          </w:rPr>
-          <w:rPr>
-            <w:color w:val="0000EE"/>
-            <w:u w:val="single"/>
-          </w:rPr>
-          <w:t>26:7–11、</w:t>
-        </w:r>
-      </w:hyperlink>
-      <w:hyperlink r:id="rId23">
-        <w:r>
-          <w:rPr>
-            <w:lang w:val="zh_TW" w:bidi="zh_TW"/>
-          </w:rPr>
-          <w:rPr>
-            <w:color w:val="0000EE"/>
-            <w:u w:val="single"/>
-          </w:rPr>
-          <w:t>20–23</w:t>
-        </w:r>
-      </w:hyperlink>
+      <w:r>
+        <w:rPr>
+          <w:lang w:val="zh_TW" w:bidi="zh_TW"/>
+        </w:rPr>
+        <w:t>26:7–11、</w:t>
+      </w:r>
+      <w:r>
+        <w:rPr>
+          <w:lang w:val="zh_TW" w:bidi="zh_TW"/>
+        </w:rPr>
+        <w:t>20–23</w:t>
+      </w:r>
       <w:r>
         <w:rPr>
           <w:lang w:val="zh_TW" w:bidi="zh_TW"/>
         </w:rPr>
         <w:t>，</w:t>
       </w:r>
-      <w:hyperlink r:id="rId24">
-        <w:r>
-          <w:rPr>
-            <w:lang w:val="zh_TW" w:bidi="zh_TW"/>
-          </w:rPr>
-          <w:rPr>
-            <w:color w:val="0000EE"/>
-            <w:u w:val="single"/>
-          </w:rPr>
-          <w:t>38:1–6</w:t>
-        </w:r>
-      </w:hyperlink>
+      <w:r>
+        <w:rPr>
+          <w:lang w:val="zh_TW" w:bidi="zh_TW"/>
+        </w:rPr>
+        <w:t>38:1–6</w:t>
+      </w:r>
       <w:r>
         <w:rPr>
           <w:lang w:val="zh_TW" w:bidi="zh_TW"/>
         </w:rPr>
         <w:t>）。人們將耶穌的先知的角色聯繫於衪的神蹟和教導，但耶穌主要將此角色與衪的受苦聯繫。在拿撒勒，衪表示「沒有先知在自己家鄉被人悅納的」（</w:t>
       </w:r>
-      <w:hyperlink r:id="rId25">
-        <w:r>
-          <w:rPr>
-            <w:lang w:val="zh_TW" w:bidi="zh_TW"/>
-          </w:rPr>
-          <w:rPr>
-            <w:color w:val="0000EE"/>
-            <w:u w:val="single"/>
-          </w:rPr>
-          <w:t>路4:24</w:t>
-        </w:r>
-      </w:hyperlink>
+      <w:r>
+        <w:rPr>
+          <w:lang w:val="zh_TW" w:bidi="zh_TW"/>
+        </w:rPr>
+        <w:t>路4:24</w:t>
+      </w:r>
       <w:r>
         <w:rPr>
           <w:lang w:val="zh_TW" w:bidi="zh_TW"/>
         </w:rPr>
         <w:t>）。後來衪指責以色列的領袖殺害他們的先知（</w:t>
       </w:r>
-      <w:hyperlink r:id="rId26">
-        <w:r>
-          <w:rPr>
-            <w:lang w:val="zh_TW" w:bidi="zh_TW"/>
-          </w:rPr>
-          <w:rPr>
-            <w:color w:val="0000EE"/>
-            <w:u w:val="single"/>
-          </w:rPr>
-          <w:t>11:47–51</w:t>
-        </w:r>
-      </w:hyperlink>
+      <w:r>
+        <w:rPr>
+          <w:lang w:val="zh_TW" w:bidi="zh_TW"/>
+        </w:rPr>
+        <w:t>11:47–51</w:t>
+      </w:r>
       <w:r>
         <w:rPr>
           <w:lang w:val="zh_TW" w:bidi="zh_TW"/>
         </w:rPr>
         <w:t>）。當衪前往耶路撒冷時，衪說：「先知在耶路撒冷之外喪命是不能的」（</w:t>
       </w:r>
-      <w:hyperlink r:id="rId27">
-        <w:r>
-          <w:rPr>
-            <w:lang w:val="zh_TW" w:bidi="zh_TW"/>
-          </w:rPr>
-          <w:rPr>
-            <w:color w:val="0000EE"/>
-            <w:u w:val="single"/>
-          </w:rPr>
-          <w:t>13:33</w:t>
-        </w:r>
-      </w:hyperlink>
+      <w:r>
+        <w:rPr>
+          <w:lang w:val="zh_TW" w:bidi="zh_TW"/>
+        </w:rPr>
+        <w:t>13:33</w:t>
+      </w:r>
       <w:r>
         <w:rPr>
           <w:lang w:val="zh_TW" w:bidi="zh_TW"/>
@@ -539,18 +449,12 @@
         </w:rPr>
         <w:t>在舊約聖經中，當以色列忽視神的先知時，神的審判就會降臨。同樣地，神的子民如果不聽從耶穌，也會面臨審判（見</w:t>
       </w:r>
-      <w:hyperlink r:id="rId28">
-        <w:r>
-          <w:rPr>
-            <w:lang w:val="zh_TW" w:bidi="zh_TW"/>
-          </w:rPr>
-          <w:rPr>
-            <w:color w:val="0000EE"/>
-            <w:u w:val="single"/>
-          </w:rPr>
-          <w:t>徒3:22–23</w:t>
-        </w:r>
-      </w:hyperlink>
+      <w:r>
+        <w:rPr>
+          <w:lang w:val="zh_TW" w:bidi="zh_TW"/>
+        </w:rPr>
+        <w:t>徒3:22–23</w:t>
+      </w:r>
       <w:r>
         <w:rPr>
           <w:lang w:val="zh_TW" w:bidi="zh_TW"/>
@@ -594,234 +498,156 @@
           <w:lang w:val="zh_TW" w:bidi="zh_TW"/>
         </w:rPr>
       </w:r>
-      <w:hyperlink r:id="rId13">
-        <w:r>
-          <w:rPr>
-            <w:lang w:val="zh_TW" w:bidi="zh_TW"/>
-          </w:rPr>
-          <w:rPr>
-            <w:color w:val="0000EE"/>
-            <w:u w:val="single"/>
-          </w:rPr>
-          <w:t>申18:15</w:t>
-        </w:r>
-      </w:hyperlink>
+      <w:r>
+        <w:rPr>
+          <w:lang w:val="zh_TW" w:bidi="zh_TW"/>
+        </w:rPr>
+        <w:t>申18:15</w:t>
+      </w:r>
       <w:r>
         <w:rPr>
           <w:lang w:val="zh_TW" w:bidi="zh_TW"/>
         </w:rPr>
         <w:t>；</w:t>
       </w:r>
-      <w:hyperlink r:id="rId29">
-        <w:r>
-          <w:rPr>
-            <w:lang w:val="zh_TW" w:bidi="zh_TW"/>
-          </w:rPr>
-          <w:rPr>
-            <w:color w:val="0000EE"/>
-            <w:u w:val="single"/>
-          </w:rPr>
-          <w:t>太5:12</w:t>
-        </w:r>
-      </w:hyperlink>
+      <w:r>
+        <w:rPr>
+          <w:lang w:val="zh_TW" w:bidi="zh_TW"/>
+        </w:rPr>
+        <w:t>太5:12</w:t>
+      </w:r>
       <w:r>
         <w:rPr>
           <w:lang w:val="zh_TW" w:bidi="zh_TW"/>
         </w:rPr>
         <w:t>，</w:t>
       </w:r>
-      <w:hyperlink r:id="rId30">
-        <w:r>
-          <w:rPr>
-            <w:lang w:val="zh_TW" w:bidi="zh_TW"/>
-          </w:rPr>
-          <w:rPr>
-            <w:color w:val="0000EE"/>
-            <w:u w:val="single"/>
-          </w:rPr>
-          <w:t>23:34–37</w:t>
-        </w:r>
-      </w:hyperlink>
+      <w:r>
+        <w:rPr>
+          <w:lang w:val="zh_TW" w:bidi="zh_TW"/>
+        </w:rPr>
+        <w:t>23:34–37</w:t>
+      </w:r>
       <w:r>
         <w:rPr>
           <w:lang w:val="zh_TW" w:bidi="zh_TW"/>
         </w:rPr>
         <w:t>；</w:t>
       </w:r>
-      <w:hyperlink r:id="rId31">
-        <w:r>
-          <w:rPr>
-            <w:lang w:val="zh_TW" w:bidi="zh_TW"/>
-          </w:rPr>
-          <w:rPr>
-            <w:color w:val="0000EE"/>
-            <w:u w:val="single"/>
-          </w:rPr>
-          <w:t>路4:22–24</w:t>
-        </w:r>
-      </w:hyperlink>
+      <w:r>
+        <w:rPr>
+          <w:lang w:val="zh_TW" w:bidi="zh_TW"/>
+        </w:rPr>
+        <w:t>路4:22–24</w:t>
+      </w:r>
       <w:r>
         <w:rPr>
           <w:lang w:val="zh_TW" w:bidi="zh_TW"/>
         </w:rPr>
         <w:t>，</w:t>
       </w:r>
-      <w:hyperlink r:id="rId32">
-        <w:r>
-          <w:rPr>
-            <w:lang w:val="zh_TW" w:bidi="zh_TW"/>
-          </w:rPr>
-          <w:rPr>
-            <w:color w:val="0000EE"/>
-            <w:u w:val="single"/>
-          </w:rPr>
-          <w:t>6:23</w:t>
-        </w:r>
-      </w:hyperlink>
+      <w:r>
+        <w:rPr>
+          <w:lang w:val="zh_TW" w:bidi="zh_TW"/>
+        </w:rPr>
+        <w:t>6:23</w:t>
+      </w:r>
       <w:r>
         <w:rPr>
           <w:lang w:val="zh_TW" w:bidi="zh_TW"/>
         </w:rPr>
         <w:t>、</w:t>
       </w:r>
-      <w:hyperlink r:id="rId33">
-        <w:r>
-          <w:rPr>
-            <w:lang w:val="zh_TW" w:bidi="zh_TW"/>
-          </w:rPr>
-          <w:rPr>
-            <w:color w:val="0000EE"/>
-            <w:u w:val="single"/>
-          </w:rPr>
-          <w:t>26</w:t>
-        </w:r>
-      </w:hyperlink>
+      <w:r>
+        <w:rPr>
+          <w:lang w:val="zh_TW" w:bidi="zh_TW"/>
+        </w:rPr>
+        <w:t>26</w:t>
+      </w:r>
       <w:r>
         <w:rPr>
           <w:lang w:val="zh_TW" w:bidi="zh_TW"/>
         </w:rPr>
         <w:t>，</w:t>
       </w:r>
-      <w:hyperlink r:id="rId14">
-        <w:r>
-          <w:rPr>
-            <w:lang w:val="zh_TW" w:bidi="zh_TW"/>
-          </w:rPr>
-          <w:rPr>
-            <w:color w:val="0000EE"/>
-            <w:u w:val="single"/>
-          </w:rPr>
-          <w:t>7:16</w:t>
-        </w:r>
-      </w:hyperlink>
+      <w:r>
+        <w:rPr>
+          <w:lang w:val="zh_TW" w:bidi="zh_TW"/>
+        </w:rPr>
+        <w:t>7:16</w:t>
+      </w:r>
       <w:r>
         <w:rPr>
           <w:lang w:val="zh_TW" w:bidi="zh_TW"/>
         </w:rPr>
         <w:t>，</w:t>
       </w:r>
-      <w:hyperlink r:id="rId34">
-        <w:r>
-          <w:rPr>
-            <w:lang w:val="zh_TW" w:bidi="zh_TW"/>
-          </w:rPr>
-          <w:rPr>
-            <w:color w:val="0000EE"/>
-            <w:u w:val="single"/>
-          </w:rPr>
-          <w:t>11:47–52</w:t>
-        </w:r>
-      </w:hyperlink>
+      <w:r>
+        <w:rPr>
+          <w:lang w:val="zh_TW" w:bidi="zh_TW"/>
+        </w:rPr>
+        <w:t>11:47–52</w:t>
+      </w:r>
       <w:r>
         <w:rPr>
           <w:lang w:val="zh_TW" w:bidi="zh_TW"/>
         </w:rPr>
         <w:t>，</w:t>
       </w:r>
-      <w:hyperlink r:id="rId35">
-        <w:r>
-          <w:rPr>
-            <w:lang w:val="zh_TW" w:bidi="zh_TW"/>
-          </w:rPr>
-          <w:rPr>
-            <w:color w:val="0000EE"/>
-            <w:u w:val="single"/>
-          </w:rPr>
-          <w:t>13:33–34</w:t>
-        </w:r>
-      </w:hyperlink>
+      <w:r>
+        <w:rPr>
+          <w:lang w:val="zh_TW" w:bidi="zh_TW"/>
+        </w:rPr>
+        <w:t>13:33–34</w:t>
+      </w:r>
       <w:r>
         <w:rPr>
           <w:lang w:val="zh_TW" w:bidi="zh_TW"/>
         </w:rPr>
         <w:t>，</w:t>
       </w:r>
-      <w:hyperlink r:id="rId36">
-        <w:r>
-          <w:rPr>
-            <w:lang w:val="zh_TW" w:bidi="zh_TW"/>
-          </w:rPr>
-          <w:rPr>
-            <w:color w:val="0000EE"/>
-            <w:u w:val="single"/>
-          </w:rPr>
-          <w:t>24:17–21</w:t>
-        </w:r>
-      </w:hyperlink>
+      <w:r>
+        <w:rPr>
+          <w:lang w:val="zh_TW" w:bidi="zh_TW"/>
+        </w:rPr>
+        <w:t>24:17–21</w:t>
+      </w:r>
       <w:r>
         <w:rPr>
           <w:lang w:val="zh_TW" w:bidi="zh_TW"/>
         </w:rPr>
         <w:t>；</w:t>
       </w:r>
-      <w:hyperlink r:id="rId28">
-        <w:r>
-          <w:rPr>
-            <w:lang w:val="zh_TW" w:bidi="zh_TW"/>
-          </w:rPr>
-          <w:rPr>
-            <w:color w:val="0000EE"/>
-            <w:u w:val="single"/>
-          </w:rPr>
-          <w:t>徒3:22–23</w:t>
-        </w:r>
-      </w:hyperlink>
+      <w:r>
+        <w:rPr>
+          <w:lang w:val="zh_TW" w:bidi="zh_TW"/>
+        </w:rPr>
+        <w:t>徒3:22–23</w:t>
+      </w:r>
       <w:r>
         <w:rPr>
           <w:lang w:val="zh_TW" w:bidi="zh_TW"/>
         </w:rPr>
         <w:t>，</w:t>
       </w:r>
-      <w:hyperlink r:id="rId37">
-        <w:r>
-          <w:rPr>
-            <w:lang w:val="zh_TW" w:bidi="zh_TW"/>
-          </w:rPr>
-          <w:rPr>
-            <w:color w:val="0000EE"/>
-            <w:u w:val="single"/>
-          </w:rPr>
-          <w:t>7:37</w:t>
-        </w:r>
-      </w:hyperlink>
+      <w:r>
+        <w:rPr>
+          <w:lang w:val="zh_TW" w:bidi="zh_TW"/>
+        </w:rPr>
+        <w:t>7:37</w:t>
+      </w:r>
       <w:r>
         <w:rPr>
           <w:lang w:val="zh_TW" w:bidi="zh_TW"/>
         </w:rPr>
         <w:t>、</w:t>
       </w:r>
-      <w:hyperlink r:id="rId38">
-        <w:r>
-          <w:rPr>
-            <w:lang w:val="zh_TW" w:bidi="zh_TW"/>
-          </w:rPr>
-          <w:rPr>
-            <w:color w:val="0000EE"/>
-            <w:u w:val="single"/>
-          </w:rPr>
-          <w:t>52</w:t>
-        </w:r>
-      </w:hyperlink>
+      <w:r>
+        <w:rPr>
+          <w:lang w:val="zh_TW" w:bidi="zh_TW"/>
+        </w:rPr>
+        <w:t>52</w:t>
+      </w:r>
       <w:r>
         <w:rPr>
           <w:lang w:val="zh_TW" w:bidi="zh_TW"/>
